--- a/docs/Demo訊息與跨角色驗證報告_20260519.docx
+++ b/docs/Demo訊息與跨角色驗證報告_20260519.docx
@@ -30,7 +30,7 @@
           <w:sz w:val="22"/>
           <w:szCs w:val="22"/>
         </w:rPr>
-        <w:t xml:space="preserve">校園 AI-First App · apps/mobile</w:t>
+        <w:t xml:space="preserve">校園助理 App · apps/mobile</w:t>
       </w:r>
     </w:p>
     <w:p>
